--- a/Documentation/SDC.docx
+++ b/Documentation/SDC.docx
@@ -284,7 +284,7 @@
                 <w:rFonts w:eastAsia="Aptos" w:cs="Times New Roman"/>
                 <w:lang w:val="sr-Latn-RS" w:eastAsia="en-US" w:bidi="ar-SA"/>
               </w:rPr>
-              <w:instrText xml:space="preserve"> XE "(naziv podtima): : " </w:instrText>
+              <w:instrText xml:space="preserve"> XE "(naziv podtima): : : " </w:instrText>
             </w:r>
             <w:r>
               <w:rPr>
@@ -436,8 +436,8 @@
         <w:tblLook w:val="04a0" w:noHBand="0" w:noVBand="1" w:firstColumn="1" w:lastRow="0" w:lastColumn="0" w:firstRow="1"/>
       </w:tblPr>
       <w:tblGrid>
-        <w:gridCol w:w="2153"/>
-        <w:gridCol w:w="8302"/>
+        <w:gridCol w:w="2152"/>
+        <w:gridCol w:w="8303"/>
       </w:tblGrid>
       <w:tr>
         <w:trPr>
@@ -484,7 +484,7 @@
         </w:trPr>
         <w:tc>
           <w:tcPr>
-            <w:tcW w:w="2153" w:type="dxa"/>
+            <w:tcW w:w="2152" w:type="dxa"/>
             <w:tcBorders/>
           </w:tcPr>
           <w:p>
@@ -528,7 +528,7 @@
         </w:tc>
         <w:tc>
           <w:tcPr>
-            <w:tcW w:w="8302" w:type="dxa"/>
+            <w:tcW w:w="8303" w:type="dxa"/>
             <w:tcBorders/>
           </w:tcPr>
           <w:p>
@@ -561,7 +561,7 @@
         </w:trPr>
         <w:tc>
           <w:tcPr>
-            <w:tcW w:w="2153" w:type="dxa"/>
+            <w:tcW w:w="2152" w:type="dxa"/>
             <w:tcBorders/>
           </w:tcPr>
           <w:p>
@@ -605,7 +605,7 @@
         </w:tc>
         <w:tc>
           <w:tcPr>
-            <w:tcW w:w="8302" w:type="dxa"/>
+            <w:tcW w:w="8303" w:type="dxa"/>
             <w:tcBorders/>
           </w:tcPr>
           <w:p>
@@ -639,7 +639,7 @@
         </w:trPr>
         <w:tc>
           <w:tcPr>
-            <w:tcW w:w="2153" w:type="dxa"/>
+            <w:tcW w:w="2152" w:type="dxa"/>
             <w:tcBorders/>
           </w:tcPr>
           <w:p>
@@ -683,7 +683,7 @@
         </w:tc>
         <w:tc>
           <w:tcPr>
-            <w:tcW w:w="8302" w:type="dxa"/>
+            <w:tcW w:w="8303" w:type="dxa"/>
             <w:tcBorders/>
           </w:tcPr>
           <w:p>
@@ -716,7 +716,7 @@
         </w:trPr>
         <w:tc>
           <w:tcPr>
-            <w:tcW w:w="2153" w:type="dxa"/>
+            <w:tcW w:w="2152" w:type="dxa"/>
             <w:tcBorders/>
           </w:tcPr>
           <w:p>
@@ -761,7 +761,7 @@
         </w:tc>
         <w:tc>
           <w:tcPr>
-            <w:tcW w:w="8302" w:type="dxa"/>
+            <w:tcW w:w="8303" w:type="dxa"/>
             <w:tcBorders/>
           </w:tcPr>
           <w:p>
@@ -795,7 +795,7 @@
         </w:trPr>
         <w:tc>
           <w:tcPr>
-            <w:tcW w:w="2153" w:type="dxa"/>
+            <w:tcW w:w="2152" w:type="dxa"/>
             <w:tcBorders/>
           </w:tcPr>
           <w:p>
@@ -840,7 +840,7 @@
         </w:tc>
         <w:tc>
           <w:tcPr>
-            <w:tcW w:w="8302" w:type="dxa"/>
+            <w:tcW w:w="8303" w:type="dxa"/>
             <w:tcBorders/>
           </w:tcPr>
           <w:p>
@@ -874,7 +874,7 @@
         </w:trPr>
         <w:tc>
           <w:tcPr>
-            <w:tcW w:w="2153" w:type="dxa"/>
+            <w:tcW w:w="2152" w:type="dxa"/>
             <w:tcBorders/>
           </w:tcPr>
           <w:p>
@@ -919,7 +919,7 @@
         </w:tc>
         <w:tc>
           <w:tcPr>
-            <w:tcW w:w="8302" w:type="dxa"/>
+            <w:tcW w:w="8303" w:type="dxa"/>
             <w:tcBorders/>
           </w:tcPr>
           <w:p>
@@ -966,18 +966,7 @@
           <w:textDirection w:val="lrTb"/>
           <w:docGrid w:type="default" w:linePitch="360" w:charSpace="0"/>
         </w:sectPr>
-        <w:pStyle w:val="Normal"/>
-        <w:rPr>
-          <w:rFonts w:cs="Times New Roman"/>
-          <w:lang w:val="sr-RS"/>
-        </w:rPr>
-      </w:pPr>
-      <w:r>
-        <w:rPr>
-          <w:rFonts w:cs="Times New Roman"/>
-          <w:lang w:val="sr-RS"/>
-        </w:rPr>
-      </w:r>
+      </w:pPr>
     </w:p>
     <w:p>
       <w:pPr>
@@ -1241,256 +1230,65 @@
     <w:p>
       <w:pPr>
         <w:pStyle w:val="Normal"/>
-        <w:rPr>
-          <w:rFonts w:cs="Times New Roman"/>
-          <w:lang w:val="sr-Latn-RS"/>
-        </w:rPr>
-      </w:pPr>
-      <w:r>
-        <w:rPr>
-          <w:rFonts w:cs="Times New Roman"/>
-          <w:lang w:val="sr-Latn-RS"/>
-        </w:rPr>
-      </w:r>
-    </w:p>
-    <w:p>
-      <w:pPr>
-        <w:pStyle w:val="Normal"/>
-        <w:rPr>
-          <w:rFonts w:cs="Times New Roman"/>
-          <w:lang w:val="sr-Latn-RS"/>
-        </w:rPr>
-      </w:pPr>
-      <w:r>
-        <w:rPr>
-          <w:rFonts w:cs="Times New Roman"/>
-          <w:lang w:val="sr-Latn-RS"/>
-        </w:rPr>
-      </w:r>
-    </w:p>
-    <w:p>
-      <w:pPr>
-        <w:pStyle w:val="Normal"/>
-        <w:rPr>
-          <w:rFonts w:cs="Times New Roman"/>
-          <w:lang w:val="sr-Latn-RS"/>
-        </w:rPr>
-      </w:pPr>
-      <w:r>
-        <w:rPr>
-          <w:rFonts w:cs="Times New Roman"/>
-          <w:lang w:val="sr-Latn-RS"/>
-        </w:rPr>
-      </w:r>
-    </w:p>
-    <w:p>
-      <w:pPr>
-        <w:pStyle w:val="Normal"/>
-        <w:rPr>
-          <w:rFonts w:cs="Times New Roman"/>
-          <w:lang w:val="sr-Latn-RS"/>
-        </w:rPr>
-      </w:pPr>
-      <w:r>
-        <w:rPr>
-          <w:rFonts w:cs="Times New Roman"/>
-          <w:lang w:val="sr-Latn-RS"/>
-        </w:rPr>
-      </w:r>
-    </w:p>
-    <w:p>
-      <w:pPr>
-        <w:pStyle w:val="Normal"/>
-        <w:rPr>
-          <w:rFonts w:cs="Times New Roman"/>
-          <w:lang w:val="sr-Latn-RS"/>
-        </w:rPr>
-      </w:pPr>
-      <w:r>
-        <w:rPr>
-          <w:rFonts w:cs="Times New Roman"/>
-          <w:lang w:val="sr-Latn-RS"/>
-        </w:rPr>
-      </w:r>
-    </w:p>
-    <w:p>
-      <w:pPr>
-        <w:pStyle w:val="Normal"/>
-        <w:rPr>
-          <w:rFonts w:cs="Times New Roman"/>
-          <w:lang w:val="sr-Latn-RS"/>
-        </w:rPr>
-      </w:pPr>
-      <w:r>
-        <w:rPr>
-          <w:rFonts w:cs="Times New Roman"/>
-          <w:lang w:val="sr-Latn-RS"/>
-        </w:rPr>
-      </w:r>
-    </w:p>
-    <w:p>
-      <w:pPr>
-        <w:pStyle w:val="Normal"/>
-        <w:rPr>
-          <w:rFonts w:cs="Times New Roman"/>
-          <w:lang w:val="sr-Latn-RS"/>
-        </w:rPr>
-      </w:pPr>
-      <w:r>
-        <w:rPr>
-          <w:rFonts w:cs="Times New Roman"/>
-          <w:lang w:val="sr-Latn-RS"/>
-        </w:rPr>
-      </w:r>
-    </w:p>
-    <w:p>
-      <w:pPr>
-        <w:pStyle w:val="Normal"/>
-        <w:rPr>
-          <w:rFonts w:cs="Times New Roman"/>
-          <w:lang w:val="sr-Latn-RS"/>
-        </w:rPr>
-      </w:pPr>
-      <w:r>
-        <w:rPr>
-          <w:rFonts w:cs="Times New Roman"/>
-          <w:lang w:val="sr-Latn-RS"/>
-        </w:rPr>
-      </w:r>
-    </w:p>
-    <w:p>
-      <w:pPr>
-        <w:pStyle w:val="Normal"/>
-        <w:rPr>
-          <w:rFonts w:cs="Times New Roman"/>
-          <w:lang w:val="sr-Latn-RS"/>
-        </w:rPr>
-      </w:pPr>
-      <w:r>
-        <w:rPr>
-          <w:rFonts w:cs="Times New Roman"/>
-          <w:lang w:val="sr-Latn-RS"/>
-        </w:rPr>
-      </w:r>
-    </w:p>
-    <w:p>
-      <w:pPr>
-        <w:pStyle w:val="Normal"/>
-        <w:rPr>
-          <w:rFonts w:cs="Times New Roman"/>
-          <w:lang w:val="sr-Latn-RS"/>
-        </w:rPr>
-      </w:pPr>
-      <w:r>
-        <w:rPr>
-          <w:rFonts w:cs="Times New Roman"/>
-          <w:lang w:val="sr-Latn-RS"/>
-        </w:rPr>
-      </w:r>
-    </w:p>
-    <w:p>
-      <w:pPr>
-        <w:pStyle w:val="Normal"/>
-        <w:rPr>
-          <w:rFonts w:cs="Times New Roman"/>
-          <w:lang w:val="sr-Latn-RS"/>
-        </w:rPr>
-      </w:pPr>
-      <w:r>
-        <w:rPr>
-          <w:rFonts w:cs="Times New Roman"/>
-          <w:lang w:val="sr-Latn-RS"/>
-        </w:rPr>
-      </w:r>
-    </w:p>
-    <w:p>
-      <w:pPr>
-        <w:pStyle w:val="Normal"/>
-        <w:rPr>
-          <w:rFonts w:cs="Times New Roman"/>
-          <w:lang w:val="sr-Latn-RS"/>
-        </w:rPr>
-      </w:pPr>
-      <w:r>
-        <w:rPr>
-          <w:rFonts w:cs="Times New Roman"/>
-          <w:lang w:val="sr-Latn-RS"/>
-        </w:rPr>
-      </w:r>
-    </w:p>
-    <w:p>
-      <w:pPr>
-        <w:pStyle w:val="Normal"/>
-        <w:rPr>
-          <w:rFonts w:cs="Times New Roman"/>
-          <w:lang w:val="sr-Latn-RS"/>
-        </w:rPr>
-      </w:pPr>
-      <w:r>
-        <w:rPr>
-          <w:rFonts w:cs="Times New Roman"/>
-          <w:lang w:val="sr-Latn-RS"/>
-        </w:rPr>
-      </w:r>
-    </w:p>
-    <w:p>
-      <w:pPr>
-        <w:pStyle w:val="Normal"/>
-        <w:rPr>
-          <w:rFonts w:cs="Times New Roman"/>
-          <w:lang w:val="sr-Latn-RS"/>
-        </w:rPr>
-      </w:pPr>
-      <w:r>
-        <w:rPr>
-          <w:rFonts w:cs="Times New Roman"/>
-          <w:lang w:val="sr-Latn-RS"/>
-        </w:rPr>
-      </w:r>
-    </w:p>
-    <w:p>
-      <w:pPr>
-        <w:pStyle w:val="Normal"/>
-        <w:rPr>
-          <w:rFonts w:cs="Times New Roman"/>
-          <w:lang w:val="sr-Latn-RS"/>
-        </w:rPr>
-      </w:pPr>
-      <w:r>
-        <w:rPr>
-          <w:rFonts w:cs="Times New Roman"/>
-          <w:lang w:val="sr-Latn-RS"/>
-        </w:rPr>
-      </w:r>
-    </w:p>
-    <w:p>
-      <w:pPr>
-        <w:pStyle w:val="Normal"/>
-        <w:rPr>
-          <w:rFonts w:cs="Times New Roman"/>
-          <w:lang w:val="sr-Latn-RS"/>
-        </w:rPr>
-      </w:pPr>
-      <w:r>
-        <w:rPr>
-          <w:rFonts w:cs="Times New Roman"/>
-          <w:lang w:val="sr-Latn-RS"/>
-        </w:rPr>
-      </w:r>
-    </w:p>
-    <w:p>
-      <w:pPr>
-        <w:pStyle w:val="Normal"/>
-        <w:rPr>
-          <w:rFonts w:cs="Times New Roman"/>
-          <w:lang w:val="sr-Latn-RS"/>
-        </w:rPr>
-      </w:pPr>
-      <w:r>
-        <w:rPr>
-          <w:rFonts w:cs="Times New Roman"/>
-          <w:lang w:val="sr-Latn-RS"/>
-        </w:rPr>
+        <w:jc w:val="center"/>
+        <w:rPr>
+          <w:rFonts w:cs="Times New Roman"/>
+          <w:lang w:val="sr-Latn-RS"/>
+        </w:rPr>
+      </w:pPr>
+      <w:r>
+        <w:drawing>
+          <wp:anchor behindDoc="0" distT="0" distB="0" distL="0" distR="0" simplePos="0" locked="0" layoutInCell="0" allowOverlap="1" relativeHeight="63">
+            <wp:simplePos x="0" y="0"/>
+            <wp:positionH relativeFrom="column">
+              <wp:align>center</wp:align>
+            </wp:positionH>
+            <wp:positionV relativeFrom="paragraph">
+              <wp:posOffset>635</wp:posOffset>
+            </wp:positionV>
+            <wp:extent cx="6645910" cy="4170045"/>
+            <wp:effectExtent l="0" t="0" r="0" b="0"/>
+            <wp:wrapSquare wrapText="largest"/>
+            <wp:docPr id="6" name="Image11" descr=""/>
+            <wp:cNvGraphicFramePr>
+              <a:graphicFrameLocks xmlns:a="http://schemas.openxmlformats.org/drawingml/2006/main" noChangeAspect="1"/>
+            </wp:cNvGraphicFramePr>
+            <a:graphic xmlns:a="http://schemas.openxmlformats.org/drawingml/2006/main">
+              <a:graphicData uri="http://schemas.openxmlformats.org/drawingml/2006/picture">
+                <pic:pic xmlns:pic="http://schemas.openxmlformats.org/drawingml/2006/picture">
+                  <pic:nvPicPr>
+                    <pic:cNvPr id="6" name="Image11" descr=""/>
+                    <pic:cNvPicPr>
+                      <a:picLocks noChangeAspect="1" noChangeArrowheads="1"/>
+                    </pic:cNvPicPr>
+                  </pic:nvPicPr>
+                  <pic:blipFill>
+                    <a:blip r:embed="rId8"/>
+                    <a:stretch>
+                      <a:fillRect/>
+                    </a:stretch>
+                  </pic:blipFill>
+                  <pic:spPr bwMode="auto">
+                    <a:xfrm>
+                      <a:off x="0" y="0"/>
+                      <a:ext cx="6645910" cy="4170045"/>
+                    </a:xfrm>
+                    <a:prstGeom prst="rect">
+                      <a:avLst/>
+                    </a:prstGeom>
+                  </pic:spPr>
+                </pic:pic>
+              </a:graphicData>
+            </a:graphic>
+          </wp:anchor>
+        </w:drawing>
+      </w:r>
+      <w:r>
+        <w:rPr>
+          <w:rFonts w:cs="Times New Roman"/>
+          <w:lang w:val="sr-Latn-RS"/>
+        </w:rPr>
+        <w:t>Slika 1.1 Blok dijagram SDC pločice</w:t>
       </w:r>
     </w:p>
     <w:p>
@@ -1585,14 +1383,14 @@
         <w:tblLook w:val="04a0" w:noHBand="0" w:noVBand="1" w:firstColumn="1" w:lastRow="0" w:lastColumn="0" w:firstRow="1"/>
       </w:tblPr>
       <w:tblGrid>
-        <w:gridCol w:w="1694"/>
-        <w:gridCol w:w="8761"/>
+        <w:gridCol w:w="1693"/>
+        <w:gridCol w:w="8762"/>
       </w:tblGrid>
       <w:tr>
         <w:trPr/>
         <w:tc>
           <w:tcPr>
-            <w:tcW w:w="1694" w:type="dxa"/>
+            <w:tcW w:w="1693" w:type="dxa"/>
             <w:tcBorders/>
           </w:tcPr>
           <w:p>
@@ -1648,7 +1446,7 @@
         </w:tc>
         <w:tc>
           <w:tcPr>
-            <w:tcW w:w="8761" w:type="dxa"/>
+            <w:tcW w:w="8762" w:type="dxa"/>
             <w:tcBorders/>
           </w:tcPr>
           <w:p>
@@ -1681,7 +1479,7 @@
         </w:trPr>
         <w:tc>
           <w:tcPr>
-            <w:tcW w:w="1694" w:type="dxa"/>
+            <w:tcW w:w="1693" w:type="dxa"/>
             <w:tcBorders/>
           </w:tcPr>
           <w:p>
@@ -1714,7 +1512,7 @@
         </w:tc>
         <w:tc>
           <w:tcPr>
-            <w:tcW w:w="8761" w:type="dxa"/>
+            <w:tcW w:w="8762" w:type="dxa"/>
             <w:tcBorders/>
           </w:tcPr>
           <w:p>
@@ -1745,7 +1543,7 @@
         <w:trPr/>
         <w:tc>
           <w:tcPr>
-            <w:tcW w:w="1694" w:type="dxa"/>
+            <w:tcW w:w="1693" w:type="dxa"/>
             <w:tcBorders/>
           </w:tcPr>
           <w:p>
@@ -1778,7 +1576,7 @@
         </w:tc>
         <w:tc>
           <w:tcPr>
-            <w:tcW w:w="8761" w:type="dxa"/>
+            <w:tcW w:w="8762" w:type="dxa"/>
             <w:tcBorders/>
           </w:tcPr>
           <w:p>
@@ -1809,7 +1607,7 @@
         <w:trPr/>
         <w:tc>
           <w:tcPr>
-            <w:tcW w:w="1694" w:type="dxa"/>
+            <w:tcW w:w="1693" w:type="dxa"/>
             <w:tcBorders/>
           </w:tcPr>
           <w:p>
@@ -1865,7 +1663,7 @@
         </w:tc>
         <w:tc>
           <w:tcPr>
-            <w:tcW w:w="8761" w:type="dxa"/>
+            <w:tcW w:w="8762" w:type="dxa"/>
             <w:tcBorders/>
           </w:tcPr>
           <w:p>
@@ -1896,7 +1694,7 @@
         <w:trPr/>
         <w:tc>
           <w:tcPr>
-            <w:tcW w:w="1694" w:type="dxa"/>
+            <w:tcW w:w="1693" w:type="dxa"/>
             <w:tcBorders/>
           </w:tcPr>
           <w:p>
@@ -1952,7 +1750,7 @@
         </w:tc>
         <w:tc>
           <w:tcPr>
-            <w:tcW w:w="8761" w:type="dxa"/>
+            <w:tcW w:w="8762" w:type="dxa"/>
             <w:tcBorders/>
           </w:tcPr>
           <w:p>
@@ -1983,7 +1781,7 @@
         <w:trPr/>
         <w:tc>
           <w:tcPr>
-            <w:tcW w:w="1694" w:type="dxa"/>
+            <w:tcW w:w="1693" w:type="dxa"/>
             <w:tcBorders/>
           </w:tcPr>
           <w:p>
@@ -2014,7 +1812,7 @@
         </w:tc>
         <w:tc>
           <w:tcPr>
-            <w:tcW w:w="8761" w:type="dxa"/>
+            <w:tcW w:w="8762" w:type="dxa"/>
             <w:tcBorders/>
           </w:tcPr>
           <w:p>
@@ -2045,7 +1843,7 @@
         <w:trPr/>
         <w:tc>
           <w:tcPr>
-            <w:tcW w:w="1694" w:type="dxa"/>
+            <w:tcW w:w="1693" w:type="dxa"/>
             <w:tcBorders/>
           </w:tcPr>
           <w:p>
@@ -2078,7 +1876,7 @@
         </w:tc>
         <w:tc>
           <w:tcPr>
-            <w:tcW w:w="8761" w:type="dxa"/>
+            <w:tcW w:w="8762" w:type="dxa"/>
             <w:tcBorders/>
           </w:tcPr>
           <w:p>
@@ -2109,7 +1907,7 @@
         <w:trPr/>
         <w:tc>
           <w:tcPr>
-            <w:tcW w:w="1694" w:type="dxa"/>
+            <w:tcW w:w="1693" w:type="dxa"/>
             <w:tcBorders/>
           </w:tcPr>
           <w:p>
@@ -2165,7 +1963,7 @@
         </w:tc>
         <w:tc>
           <w:tcPr>
-            <w:tcW w:w="8761" w:type="dxa"/>
+            <w:tcW w:w="8762" w:type="dxa"/>
             <w:tcBorders/>
           </w:tcPr>
           <w:p>
@@ -2196,7 +1994,7 @@
         <w:trPr/>
         <w:tc>
           <w:tcPr>
-            <w:tcW w:w="1694" w:type="dxa"/>
+            <w:tcW w:w="1693" w:type="dxa"/>
             <w:tcBorders/>
           </w:tcPr>
           <w:p>
@@ -2229,7 +2027,7 @@
         </w:tc>
         <w:tc>
           <w:tcPr>
-            <w:tcW w:w="8761" w:type="dxa"/>
+            <w:tcW w:w="8762" w:type="dxa"/>
             <w:tcBorders/>
           </w:tcPr>
           <w:p>
@@ -2260,7 +2058,7 @@
         <w:trPr/>
         <w:tc>
           <w:tcPr>
-            <w:tcW w:w="1694" w:type="dxa"/>
+            <w:tcW w:w="1693" w:type="dxa"/>
             <w:tcBorders/>
           </w:tcPr>
           <w:p>
@@ -2316,7 +2114,7 @@
         </w:tc>
         <w:tc>
           <w:tcPr>
-            <w:tcW w:w="8761" w:type="dxa"/>
+            <w:tcW w:w="8762" w:type="dxa"/>
             <w:tcBorders/>
           </w:tcPr>
           <w:p>
@@ -2347,7 +2145,7 @@
         <w:trPr/>
         <w:tc>
           <w:tcPr>
-            <w:tcW w:w="1694" w:type="dxa"/>
+            <w:tcW w:w="1693" w:type="dxa"/>
             <w:tcBorders/>
           </w:tcPr>
           <w:p>
@@ -2424,7 +2222,7 @@
         </w:tc>
         <w:tc>
           <w:tcPr>
-            <w:tcW w:w="8761" w:type="dxa"/>
+            <w:tcW w:w="8762" w:type="dxa"/>
             <w:tcBorders/>
           </w:tcPr>
           <w:p>
@@ -2455,7 +2253,7 @@
         <w:trPr/>
         <w:tc>
           <w:tcPr>
-            <w:tcW w:w="1694" w:type="dxa"/>
+            <w:tcW w:w="1693" w:type="dxa"/>
             <w:tcBorders/>
           </w:tcPr>
           <w:p>
@@ -2509,7 +2307,7 @@
         </w:tc>
         <w:tc>
           <w:tcPr>
-            <w:tcW w:w="8761" w:type="dxa"/>
+            <w:tcW w:w="8762" w:type="dxa"/>
             <w:tcBorders/>
           </w:tcPr>
           <w:p>
@@ -2541,7 +2339,7 @@
         <w:trPr/>
         <w:tc>
           <w:tcPr>
-            <w:tcW w:w="1694" w:type="dxa"/>
+            <w:tcW w:w="1693" w:type="dxa"/>
             <w:tcBorders/>
           </w:tcPr>
           <w:p>
@@ -2596,7 +2394,7 @@
         </w:tc>
         <w:tc>
           <w:tcPr>
-            <w:tcW w:w="8761" w:type="dxa"/>
+            <w:tcW w:w="8762" w:type="dxa"/>
             <w:tcBorders/>
           </w:tcPr>
           <w:p>
@@ -2630,7 +2428,7 @@
         </w:trPr>
         <w:tc>
           <w:tcPr>
-            <w:tcW w:w="1694" w:type="dxa"/>
+            <w:tcW w:w="1693" w:type="dxa"/>
             <w:tcBorders/>
           </w:tcPr>
           <w:p>
@@ -2663,7 +2461,7 @@
         </w:tc>
         <w:tc>
           <w:tcPr>
-            <w:tcW w:w="8761" w:type="dxa"/>
+            <w:tcW w:w="8762" w:type="dxa"/>
             <w:tcBorders/>
           </w:tcPr>
           <w:p>
@@ -6455,6 +6253,21 @@
     </w:p>
     <w:p>
       <w:pPr>
+        <w:pStyle w:val="Normal"/>
+        <w:rPr>
+          <w:rFonts w:cs="Times New Roman"/>
+          <w:lang w:val="sr-Latn-RS"/>
+        </w:rPr>
+      </w:pPr>
+      <w:r>
+        <w:rPr>
+          <w:rFonts w:cs="Times New Roman"/>
+          <w:lang w:val="sr-Latn-RS"/>
+        </w:rPr>
+      </w:r>
+    </w:p>
+    <w:p>
+      <w:pPr>
         <w:pStyle w:val="Style6"/>
         <w:numPr>
           <w:ilvl w:val="0"/>
@@ -6498,7 +6311,7 @@
           <wp:inline distT="0" distB="0" distL="0" distR="0">
             <wp:extent cx="6645910" cy="2747645"/>
             <wp:effectExtent l="0" t="0" r="0" b="0"/>
-            <wp:docPr id="6" name="Slika 1" descr=""/>
+            <wp:docPr id="7" name="Slika 1" descr=""/>
             <wp:cNvGraphicFramePr>
               <a:graphicFrameLocks xmlns:a="http://schemas.openxmlformats.org/drawingml/2006/main" noChangeAspect="1"/>
             </wp:cNvGraphicFramePr>
@@ -6506,13 +6319,13 @@
               <a:graphicData uri="http://schemas.openxmlformats.org/drawingml/2006/picture">
                 <pic:pic xmlns:pic="http://schemas.openxmlformats.org/drawingml/2006/picture">
                   <pic:nvPicPr>
-                    <pic:cNvPr id="6" name="Slika 1" descr=""/>
+                    <pic:cNvPr id="7" name="Slika 1" descr=""/>
                     <pic:cNvPicPr>
                       <a:picLocks noChangeAspect="1" noChangeArrowheads="1"/>
                     </pic:cNvPicPr>
                   </pic:nvPicPr>
                   <pic:blipFill>
-                    <a:blip r:embed="rId8"/>
+                    <a:blip r:embed="rId9"/>
                     <a:stretch>
                       <a:fillRect/>
                     </a:stretch>
@@ -6735,6 +6548,15 @@
       </w:pPr>
       <w:r>
         <w:rPr/>
+      </w:r>
+    </w:p>
+    <w:p>
+      <w:pPr>
+        <w:pStyle w:val="BodyText"/>
+        <w:rPr/>
+      </w:pPr>
+      <w:r>
+        <w:rPr/>
         <w:t xml:space="preserve">Kako bi se obezbedila kompaktna i pouzdana integracija različitih sigurnosnih sistema (AMS, IMD, BSPD i TSAL) u jednu serijsku liniju, dizajnirana je namenska štampana pločica pod nazivom </w:t>
       </w:r>
       <w:r>
@@ -6768,7 +6590,7 @@
       </w:pPr>
       <w:r>
         <w:drawing>
-          <wp:anchor behindDoc="0" distT="0" distB="0" distL="0" distR="0" simplePos="0" locked="0" layoutInCell="0" allowOverlap="1" relativeHeight="62">
+          <wp:anchor behindDoc="0" distT="0" distB="0" distL="0" distR="0" simplePos="0" locked="0" layoutInCell="0" allowOverlap="1" relativeHeight="60">
             <wp:simplePos x="0" y="0"/>
             <wp:positionH relativeFrom="column">
               <wp:align>center</wp:align>
@@ -6779,7 +6601,7 @@
             <wp:extent cx="6645910" cy="3566795"/>
             <wp:effectExtent l="0" t="0" r="0" b="0"/>
             <wp:wrapSquare wrapText="largest"/>
-            <wp:docPr id="7" name="Image1" descr=""/>
+            <wp:docPr id="8" name="Image1" descr=""/>
             <wp:cNvGraphicFramePr>
               <a:graphicFrameLocks xmlns:a="http://schemas.openxmlformats.org/drawingml/2006/main" noChangeAspect="1"/>
             </wp:cNvGraphicFramePr>
@@ -6787,13 +6609,13 @@
               <a:graphicData uri="http://schemas.openxmlformats.org/drawingml/2006/picture">
                 <pic:pic xmlns:pic="http://schemas.openxmlformats.org/drawingml/2006/picture">
                   <pic:nvPicPr>
-                    <pic:cNvPr id="7" name="Image1" descr=""/>
+                    <pic:cNvPr id="8" name="Image1" descr=""/>
                     <pic:cNvPicPr>
                       <a:picLocks noChangeAspect="1" noChangeArrowheads="1"/>
                     </pic:cNvPicPr>
                   </pic:nvPicPr>
                   <pic:blipFill>
-                    <a:blip r:embed="rId9"/>
+                    <a:blip r:embed="rId10"/>
                     <a:stretch>
                       <a:fillRect/>
                     </a:stretch>
@@ -7053,19 +6875,6 @@
     </w:p>
     <w:p>
       <w:pPr>
-        <w:pStyle w:val="Normal"/>
-        <w:rPr>
-          <w:lang w:val="sr-Latn-RS"/>
-        </w:rPr>
-      </w:pPr>
-      <w:r>
-        <w:rPr>
-          <w:lang w:val="sr-Latn-RS"/>
-        </w:rPr>
-      </w:r>
-    </w:p>
-    <w:p>
-      <w:pPr>
         <w:pStyle w:val="Style6"/>
         <w:numPr>
           <w:ilvl w:val="1"/>
@@ -7184,10 +6993,10 @@
     <w:p>
       <w:pPr>
         <w:sectPr>
-          <w:headerReference w:type="default" r:id="rId10"/>
-          <w:headerReference w:type="first" r:id="rId11"/>
-          <w:footerReference w:type="default" r:id="rId12"/>
-          <w:footerReference w:type="first" r:id="rId13"/>
+          <w:headerReference w:type="default" r:id="rId11"/>
+          <w:headerReference w:type="first" r:id="rId12"/>
+          <w:footerReference w:type="default" r:id="rId13"/>
+          <w:footerReference w:type="first" r:id="rId14"/>
           <w:type w:val="nextPage"/>
           <w:pgSz w:w="11906" w:h="16838"/>
           <w:pgMar w:left="720" w:right="720" w:gutter="0" w:header="0" w:top="720" w:footer="432" w:bottom="720"/>
@@ -7212,7 +7021,7 @@
           <wp:inline distT="0" distB="0" distL="0" distR="0">
             <wp:extent cx="2785110" cy="1851025"/>
             <wp:effectExtent l="0" t="0" r="0" b="0"/>
-            <wp:docPr id="10" name="Slika 4" descr="Master Switch • FIA • Alfaholics"/>
+            <wp:docPr id="11" name="Slika 4" descr="Master Switch • FIA • Alfaholics"/>
             <wp:cNvGraphicFramePr>
               <a:graphicFrameLocks xmlns:a="http://schemas.openxmlformats.org/drawingml/2006/main" noChangeAspect="1"/>
             </wp:cNvGraphicFramePr>
@@ -7220,13 +7029,13 @@
               <a:graphicData uri="http://schemas.openxmlformats.org/drawingml/2006/picture">
                 <pic:pic xmlns:pic="http://schemas.openxmlformats.org/drawingml/2006/picture">
                   <pic:nvPicPr>
-                    <pic:cNvPr id="10" name="Slika 4" descr="Master Switch • FIA • Alfaholics"/>
+                    <pic:cNvPr id="11" name="Slika 4" descr="Master Switch • FIA • Alfaholics"/>
                     <pic:cNvPicPr>
                       <a:picLocks noChangeAspect="1" noChangeArrowheads="1"/>
                     </pic:cNvPicPr>
                   </pic:nvPicPr>
                   <pic:blipFill>
-                    <a:blip r:embed="rId14"/>
+                    <a:blip r:embed="rId15"/>
                     <a:stretch>
                       <a:fillRect/>
                     </a:stretch>
@@ -7276,7 +7085,7 @@
           <wp:inline distT="0" distB="0" distL="0" distR="0">
             <wp:extent cx="2264410" cy="2019300"/>
             <wp:effectExtent l="0" t="0" r="0" b="0"/>
-            <wp:docPr id="11" name="Slika 14" descr="EV Inspection Guide"/>
+            <wp:docPr id="12" name="Slika 14" descr="EV Inspection Guide"/>
             <wp:cNvGraphicFramePr>
               <a:graphicFrameLocks xmlns:a="http://schemas.openxmlformats.org/drawingml/2006/main" noChangeAspect="1"/>
             </wp:cNvGraphicFramePr>
@@ -7284,13 +7093,13 @@
               <a:graphicData uri="http://schemas.openxmlformats.org/drawingml/2006/picture">
                 <pic:pic xmlns:pic="http://schemas.openxmlformats.org/drawingml/2006/picture">
                   <pic:nvPicPr>
-                    <pic:cNvPr id="11" name="Slika 14" descr="EV Inspection Guide"/>
+                    <pic:cNvPr id="12" name="Slika 14" descr="EV Inspection Guide"/>
                     <pic:cNvPicPr>
                       <a:picLocks noChangeAspect="1" noChangeArrowheads="1"/>
                     </pic:cNvPicPr>
                   </pic:nvPicPr>
                   <pic:blipFill>
-                    <a:blip r:embed="rId15"/>
+                    <a:blip r:embed="rId16"/>
                     <a:stretch>
                       <a:fillRect/>
                     </a:stretch>
@@ -7567,6 +7376,17 @@
     </w:p>
     <w:p>
       <w:pPr>
+        <w:pStyle w:val="Normal"/>
+        <w:rPr>
+          <w:rStyle w:val="Hyperlink"/>
+        </w:rPr>
+      </w:pPr>
+      <w:r>
+        <w:rPr/>
+      </w:r>
+    </w:p>
+    <w:p>
+      <w:pPr>
         <w:pStyle w:val="Style6"/>
         <w:numPr>
           <w:ilvl w:val="1"/>
@@ -7792,7 +7612,7 @@
           <wp:inline distT="0" distB="0" distL="0" distR="0">
             <wp:extent cx="6640830" cy="3669030"/>
             <wp:effectExtent l="0" t="0" r="0" b="0"/>
-            <wp:docPr id="12" name="Slika 5" descr=""/>
+            <wp:docPr id="13" name="Slika 5" descr=""/>
             <wp:cNvGraphicFramePr>
               <a:graphicFrameLocks xmlns:a="http://schemas.openxmlformats.org/drawingml/2006/main" noChangeAspect="1"/>
             </wp:cNvGraphicFramePr>
@@ -7800,13 +7620,13 @@
               <a:graphicData uri="http://schemas.openxmlformats.org/drawingml/2006/picture">
                 <pic:pic xmlns:pic="http://schemas.openxmlformats.org/drawingml/2006/picture">
                   <pic:nvPicPr>
-                    <pic:cNvPr id="12" name="Slika 5" descr=""/>
+                    <pic:cNvPr id="13" name="Slika 5" descr=""/>
                     <pic:cNvPicPr>
                       <a:picLocks noChangeAspect="1" noChangeArrowheads="1"/>
                     </pic:cNvPicPr>
                   </pic:nvPicPr>
                   <pic:blipFill>
-                    <a:blip r:embed="rId16"/>
+                    <a:blip r:embed="rId17"/>
                     <a:stretch>
                       <a:fillRect/>
                     </a:stretch>
@@ -7840,20 +7660,6 @@
           <w:lang w:val="sr-Latn-RS"/>
         </w:rPr>
         <w:t>Slika 3.5 Logika BSPD-a za upravljanje SDC</w:t>
-      </w:r>
-    </w:p>
-    <w:p>
-      <w:pPr>
-        <w:pStyle w:val="Normal"/>
-        <w:jc w:val="center"/>
-        <w:rPr>
-          <w:lang w:val="sr-Latn-RS"/>
-        </w:rPr>
-      </w:pPr>
-      <w:r>
-        <w:rPr>
-          <w:lang w:val="sr-Latn-RS"/>
-        </w:rPr>
       </w:r>
     </w:p>
     <w:p>
@@ -8292,7 +8098,7 @@
           <wp:inline distT="0" distB="0" distL="0" distR="0">
             <wp:extent cx="5776595" cy="3101975"/>
             <wp:effectExtent l="0" t="0" r="0" b="0"/>
-            <wp:docPr id="13" name="Image3" descr=""/>
+            <wp:docPr id="14" name="Image3" descr=""/>
             <wp:cNvGraphicFramePr>
               <a:graphicFrameLocks xmlns:a="http://schemas.openxmlformats.org/drawingml/2006/main" noChangeAspect="1"/>
             </wp:cNvGraphicFramePr>
@@ -8300,13 +8106,13 @@
               <a:graphicData uri="http://schemas.openxmlformats.org/drawingml/2006/picture">
                 <pic:pic xmlns:pic="http://schemas.openxmlformats.org/drawingml/2006/picture">
                   <pic:nvPicPr>
-                    <pic:cNvPr id="13" name="Image3" descr=""/>
+                    <pic:cNvPr id="14" name="Image3" descr=""/>
                     <pic:cNvPicPr>
                       <a:picLocks noChangeAspect="1" noChangeArrowheads="1"/>
                     </pic:cNvPicPr>
                   </pic:nvPicPr>
                   <pic:blipFill>
-                    <a:blip r:embed="rId17"/>
+                    <a:blip r:embed="rId18"/>
                     <a:stretch>
                       <a:fillRect/>
                     </a:stretch>
@@ -8977,7 +8783,7 @@
           <wp:inline distT="0" distB="0" distL="0" distR="0">
             <wp:extent cx="4576445" cy="3067050"/>
             <wp:effectExtent l="0" t="0" r="0" b="0"/>
-            <wp:docPr id="14" name="Image4" descr=""/>
+            <wp:docPr id="15" name="Image4" descr=""/>
             <wp:cNvGraphicFramePr>
               <a:graphicFrameLocks xmlns:a="http://schemas.openxmlformats.org/drawingml/2006/main" noChangeAspect="1"/>
             </wp:cNvGraphicFramePr>
@@ -8985,13 +8791,13 @@
               <a:graphicData uri="http://schemas.openxmlformats.org/drawingml/2006/picture">
                 <pic:pic xmlns:pic="http://schemas.openxmlformats.org/drawingml/2006/picture">
                   <pic:nvPicPr>
-                    <pic:cNvPr id="14" name="Image4" descr=""/>
+                    <pic:cNvPr id="15" name="Image4" descr=""/>
                     <pic:cNvPicPr>
                       <a:picLocks noChangeAspect="1" noChangeArrowheads="1"/>
                     </pic:cNvPicPr>
                   </pic:nvPicPr>
                   <pic:blipFill>
-                    <a:blip r:embed="rId18"/>
+                    <a:blip r:embed="rId19"/>
                     <a:stretch>
                       <a:fillRect/>
                     </a:stretch>
@@ -9401,12 +9207,12 @@
       <w:tblGrid>
         <w:gridCol w:w="562"/>
         <w:gridCol w:w="1604"/>
-        <w:gridCol w:w="1644"/>
+        <w:gridCol w:w="1645"/>
         <w:gridCol w:w="803"/>
-        <w:gridCol w:w="1072"/>
-        <w:gridCol w:w="541"/>
+        <w:gridCol w:w="1071"/>
+        <w:gridCol w:w="542"/>
         <w:gridCol w:w="2613"/>
-        <w:gridCol w:w="1615"/>
+        <w:gridCol w:w="1614"/>
       </w:tblGrid>
       <w:tr>
         <w:trPr/>
@@ -9476,7 +9282,7 @@
         </w:tc>
         <w:tc>
           <w:tcPr>
-            <w:tcW w:w="1644" w:type="dxa"/>
+            <w:tcW w:w="1645" w:type="dxa"/>
             <w:tcBorders/>
             <w:vAlign w:val="center"/>
           </w:tcPr>
@@ -9540,7 +9346,7 @@
         </w:tc>
         <w:tc>
           <w:tcPr>
-            <w:tcW w:w="1072" w:type="dxa"/>
+            <w:tcW w:w="1071" w:type="dxa"/>
             <w:tcBorders/>
             <w:vAlign w:val="center"/>
           </w:tcPr>
@@ -9572,7 +9378,7 @@
         </w:tc>
         <w:tc>
           <w:tcPr>
-            <w:tcW w:w="541" w:type="dxa"/>
+            <w:tcW w:w="542" w:type="dxa"/>
             <w:tcBorders/>
             <w:vAlign w:val="center"/>
           </w:tcPr>
@@ -9636,7 +9442,7 @@
         </w:tc>
         <w:tc>
           <w:tcPr>
-            <w:tcW w:w="1615" w:type="dxa"/>
+            <w:tcW w:w="1614" w:type="dxa"/>
             <w:tcBorders/>
           </w:tcPr>
           <w:p>
@@ -9733,7 +9539,7 @@
         </w:tc>
         <w:tc>
           <w:tcPr>
-            <w:tcW w:w="1644" w:type="dxa"/>
+            <w:tcW w:w="1645" w:type="dxa"/>
             <w:tcBorders/>
             <w:vAlign w:val="center"/>
           </w:tcPr>
@@ -9793,7 +9599,7 @@
         </w:tc>
         <w:tc>
           <w:tcPr>
-            <w:tcW w:w="1072" w:type="dxa"/>
+            <w:tcW w:w="1071" w:type="dxa"/>
             <w:tcBorders/>
             <w:vAlign w:val="center"/>
           </w:tcPr>
@@ -9823,7 +9629,7 @@
         </w:tc>
         <w:tc>
           <w:tcPr>
-            <w:tcW w:w="541" w:type="dxa"/>
+            <w:tcW w:w="542" w:type="dxa"/>
             <w:tcBorders/>
             <w:vAlign w:val="center"/>
           </w:tcPr>
@@ -9882,7 +9688,7 @@
         </w:tc>
         <w:tc>
           <w:tcPr>
-            <w:tcW w:w="1615" w:type="dxa"/>
+            <w:tcW w:w="1614" w:type="dxa"/>
             <w:tcBorders/>
           </w:tcPr>
           <w:p>
@@ -9972,7 +9778,7 @@
         </w:tc>
         <w:tc>
           <w:tcPr>
-            <w:tcW w:w="1644" w:type="dxa"/>
+            <w:tcW w:w="1645" w:type="dxa"/>
             <w:tcBorders/>
             <w:vAlign w:val="center"/>
           </w:tcPr>
@@ -10032,7 +9838,7 @@
         </w:tc>
         <w:tc>
           <w:tcPr>
-            <w:tcW w:w="1072" w:type="dxa"/>
+            <w:tcW w:w="1071" w:type="dxa"/>
             <w:tcBorders/>
             <w:vAlign w:val="center"/>
           </w:tcPr>
@@ -10062,7 +9868,7 @@
         </w:tc>
         <w:tc>
           <w:tcPr>
-            <w:tcW w:w="541" w:type="dxa"/>
+            <w:tcW w:w="542" w:type="dxa"/>
             <w:tcBorders/>
             <w:vAlign w:val="center"/>
           </w:tcPr>
@@ -10121,7 +9927,7 @@
         </w:tc>
         <w:tc>
           <w:tcPr>
-            <w:tcW w:w="1615" w:type="dxa"/>
+            <w:tcW w:w="1614" w:type="dxa"/>
             <w:tcBorders/>
           </w:tcPr>
           <w:p>
@@ -10211,7 +10017,7 @@
         </w:tc>
         <w:tc>
           <w:tcPr>
-            <w:tcW w:w="1644" w:type="dxa"/>
+            <w:tcW w:w="1645" w:type="dxa"/>
             <w:tcBorders/>
             <w:vAlign w:val="center"/>
           </w:tcPr>
@@ -10271,7 +10077,7 @@
         </w:tc>
         <w:tc>
           <w:tcPr>
-            <w:tcW w:w="1072" w:type="dxa"/>
+            <w:tcW w:w="1071" w:type="dxa"/>
             <w:tcBorders/>
             <w:vAlign w:val="center"/>
           </w:tcPr>
@@ -10301,7 +10107,7 @@
         </w:tc>
         <w:tc>
           <w:tcPr>
-            <w:tcW w:w="541" w:type="dxa"/>
+            <w:tcW w:w="542" w:type="dxa"/>
             <w:tcBorders/>
             <w:vAlign w:val="center"/>
           </w:tcPr>
@@ -10361,7 +10167,7 @@
         </w:tc>
         <w:tc>
           <w:tcPr>
-            <w:tcW w:w="1615" w:type="dxa"/>
+            <w:tcW w:w="1614" w:type="dxa"/>
             <w:tcBorders/>
           </w:tcPr>
           <w:p>
@@ -10451,7 +10257,7 @@
         </w:tc>
         <w:tc>
           <w:tcPr>
-            <w:tcW w:w="1644" w:type="dxa"/>
+            <w:tcW w:w="1645" w:type="dxa"/>
             <w:tcBorders/>
             <w:vAlign w:val="center"/>
           </w:tcPr>
@@ -10511,7 +10317,7 @@
         </w:tc>
         <w:tc>
           <w:tcPr>
-            <w:tcW w:w="1072" w:type="dxa"/>
+            <w:tcW w:w="1071" w:type="dxa"/>
             <w:tcBorders/>
             <w:vAlign w:val="center"/>
           </w:tcPr>
@@ -10541,7 +10347,7 @@
         </w:tc>
         <w:tc>
           <w:tcPr>
-            <w:tcW w:w="541" w:type="dxa"/>
+            <w:tcW w:w="542" w:type="dxa"/>
             <w:tcBorders/>
             <w:vAlign w:val="center"/>
           </w:tcPr>
@@ -10601,7 +10407,7 @@
         </w:tc>
         <w:tc>
           <w:tcPr>
-            <w:tcW w:w="1615" w:type="dxa"/>
+            <w:tcW w:w="1614" w:type="dxa"/>
             <w:tcBorders/>
           </w:tcPr>
           <w:p>
@@ -10691,7 +10497,7 @@
         </w:tc>
         <w:tc>
           <w:tcPr>
-            <w:tcW w:w="1644" w:type="dxa"/>
+            <w:tcW w:w="1645" w:type="dxa"/>
             <w:tcBorders/>
             <w:vAlign w:val="center"/>
           </w:tcPr>
@@ -10751,7 +10557,7 @@
         </w:tc>
         <w:tc>
           <w:tcPr>
-            <w:tcW w:w="1072" w:type="dxa"/>
+            <w:tcW w:w="1071" w:type="dxa"/>
             <w:tcBorders/>
             <w:vAlign w:val="center"/>
           </w:tcPr>
@@ -10781,7 +10587,7 @@
         </w:tc>
         <w:tc>
           <w:tcPr>
-            <w:tcW w:w="541" w:type="dxa"/>
+            <w:tcW w:w="542" w:type="dxa"/>
             <w:tcBorders/>
             <w:vAlign w:val="center"/>
           </w:tcPr>
@@ -10841,7 +10647,7 @@
         </w:tc>
         <w:tc>
           <w:tcPr>
-            <w:tcW w:w="1615" w:type="dxa"/>
+            <w:tcW w:w="1614" w:type="dxa"/>
             <w:tcBorders/>
           </w:tcPr>
           <w:p>
@@ -10929,7 +10735,7 @@
         </w:tc>
         <w:tc>
           <w:tcPr>
-            <w:tcW w:w="1644" w:type="dxa"/>
+            <w:tcW w:w="1645" w:type="dxa"/>
             <w:tcBorders/>
             <w:vAlign w:val="center"/>
           </w:tcPr>
@@ -10987,7 +10793,7 @@
         </w:tc>
         <w:tc>
           <w:tcPr>
-            <w:tcW w:w="1072" w:type="dxa"/>
+            <w:tcW w:w="1071" w:type="dxa"/>
             <w:tcBorders/>
             <w:vAlign w:val="center"/>
           </w:tcPr>
@@ -11016,7 +10822,7 @@
         </w:tc>
         <w:tc>
           <w:tcPr>
-            <w:tcW w:w="541" w:type="dxa"/>
+            <w:tcW w:w="542" w:type="dxa"/>
             <w:tcBorders/>
             <w:vAlign w:val="center"/>
           </w:tcPr>
@@ -11074,7 +10880,7 @@
         </w:tc>
         <w:tc>
           <w:tcPr>
-            <w:tcW w:w="1615" w:type="dxa"/>
+            <w:tcW w:w="1614" w:type="dxa"/>
             <w:tcBorders/>
           </w:tcPr>
           <w:p>
@@ -11164,7 +10970,7 @@
         </w:tc>
         <w:tc>
           <w:tcPr>
-            <w:tcW w:w="1644" w:type="dxa"/>
+            <w:tcW w:w="1645" w:type="dxa"/>
             <w:tcBorders/>
             <w:vAlign w:val="center"/>
           </w:tcPr>
@@ -11224,7 +11030,7 @@
         </w:tc>
         <w:tc>
           <w:tcPr>
-            <w:tcW w:w="1072" w:type="dxa"/>
+            <w:tcW w:w="1071" w:type="dxa"/>
             <w:tcBorders/>
             <w:vAlign w:val="center"/>
           </w:tcPr>
@@ -11254,7 +11060,7 @@
         </w:tc>
         <w:tc>
           <w:tcPr>
-            <w:tcW w:w="541" w:type="dxa"/>
+            <w:tcW w:w="542" w:type="dxa"/>
             <w:tcBorders/>
             <w:vAlign w:val="center"/>
           </w:tcPr>
@@ -11314,7 +11120,7 @@
         </w:tc>
         <w:tc>
           <w:tcPr>
-            <w:tcW w:w="1615" w:type="dxa"/>
+            <w:tcW w:w="1614" w:type="dxa"/>
             <w:tcBorders/>
           </w:tcPr>
           <w:p>
@@ -11402,7 +11208,7 @@
         </w:tc>
         <w:tc>
           <w:tcPr>
-            <w:tcW w:w="1644" w:type="dxa"/>
+            <w:tcW w:w="1645" w:type="dxa"/>
             <w:tcBorders/>
             <w:vAlign w:val="center"/>
           </w:tcPr>
@@ -11460,7 +11266,7 @@
         </w:tc>
         <w:tc>
           <w:tcPr>
-            <w:tcW w:w="1072" w:type="dxa"/>
+            <w:tcW w:w="1071" w:type="dxa"/>
             <w:tcBorders/>
             <w:vAlign w:val="center"/>
           </w:tcPr>
@@ -11489,7 +11295,7 @@
         </w:tc>
         <w:tc>
           <w:tcPr>
-            <w:tcW w:w="541" w:type="dxa"/>
+            <w:tcW w:w="542" w:type="dxa"/>
             <w:tcBorders/>
             <w:vAlign w:val="center"/>
           </w:tcPr>
@@ -11547,7 +11353,7 @@
         </w:tc>
         <w:tc>
           <w:tcPr>
-            <w:tcW w:w="1615" w:type="dxa"/>
+            <w:tcW w:w="1614" w:type="dxa"/>
             <w:tcBorders/>
           </w:tcPr>
           <w:p>
@@ -11637,7 +11443,7 @@
         </w:tc>
         <w:tc>
           <w:tcPr>
-            <w:tcW w:w="1644" w:type="dxa"/>
+            <w:tcW w:w="1645" w:type="dxa"/>
             <w:tcBorders/>
             <w:vAlign w:val="center"/>
           </w:tcPr>
@@ -11697,7 +11503,7 @@
         </w:tc>
         <w:tc>
           <w:tcPr>
-            <w:tcW w:w="1072" w:type="dxa"/>
+            <w:tcW w:w="1071" w:type="dxa"/>
             <w:tcBorders/>
             <w:vAlign w:val="center"/>
           </w:tcPr>
@@ -11727,7 +11533,7 @@
         </w:tc>
         <w:tc>
           <w:tcPr>
-            <w:tcW w:w="541" w:type="dxa"/>
+            <w:tcW w:w="542" w:type="dxa"/>
             <w:tcBorders/>
             <w:vAlign w:val="center"/>
           </w:tcPr>
@@ -11787,7 +11593,7 @@
         </w:tc>
         <w:tc>
           <w:tcPr>
-            <w:tcW w:w="1615" w:type="dxa"/>
+            <w:tcW w:w="1614" w:type="dxa"/>
             <w:tcBorders/>
           </w:tcPr>
           <w:p>
@@ -11836,7 +11642,7 @@
           <wp:inline distT="0" distB="0" distL="0" distR="0">
             <wp:extent cx="6645910" cy="1680845"/>
             <wp:effectExtent l="0" t="0" r="0" b="0"/>
-            <wp:docPr id="15" name="Image5" descr=""/>
+            <wp:docPr id="16" name="Image5" descr=""/>
             <wp:cNvGraphicFramePr>
               <a:graphicFrameLocks xmlns:a="http://schemas.openxmlformats.org/drawingml/2006/main" noChangeAspect="1"/>
             </wp:cNvGraphicFramePr>
@@ -11844,13 +11650,13 @@
               <a:graphicData uri="http://schemas.openxmlformats.org/drawingml/2006/picture">
                 <pic:pic xmlns:pic="http://schemas.openxmlformats.org/drawingml/2006/picture">
                   <pic:nvPicPr>
-                    <pic:cNvPr id="15" name="Image5" descr=""/>
+                    <pic:cNvPr id="16" name="Image5" descr=""/>
                     <pic:cNvPicPr>
                       <a:picLocks noChangeAspect="1" noChangeArrowheads="1"/>
                     </pic:cNvPicPr>
                   </pic:nvPicPr>
                   <pic:blipFill>
-                    <a:blip r:embed="rId19"/>
+                    <a:blip r:embed="rId20"/>
                     <a:stretch>
                       <a:fillRect/>
                     </a:stretch>
@@ -12839,7 +12645,7 @@
           <wp:inline distT="0" distB="0" distL="0" distR="0">
             <wp:extent cx="6645910" cy="2731770"/>
             <wp:effectExtent l="0" t="0" r="0" b="0"/>
-            <wp:docPr id="16" name="Image6" descr=""/>
+            <wp:docPr id="17" name="Image6" descr=""/>
             <wp:cNvGraphicFramePr>
               <a:graphicFrameLocks xmlns:a="http://schemas.openxmlformats.org/drawingml/2006/main" noChangeAspect="1"/>
             </wp:cNvGraphicFramePr>
@@ -12847,13 +12653,13 @@
               <a:graphicData uri="http://schemas.openxmlformats.org/drawingml/2006/picture">
                 <pic:pic xmlns:pic="http://schemas.openxmlformats.org/drawingml/2006/picture">
                   <pic:nvPicPr>
-                    <pic:cNvPr id="16" name="Image6" descr=""/>
+                    <pic:cNvPr id="17" name="Image6" descr=""/>
                     <pic:cNvPicPr>
                       <a:picLocks noChangeAspect="1" noChangeArrowheads="1"/>
                     </pic:cNvPicPr>
                   </pic:nvPicPr>
                   <pic:blipFill>
-                    <a:blip r:embed="rId20"/>
+                    <a:blip r:embed="rId21"/>
                     <a:stretch>
                       <a:fillRect/>
                     </a:stretch>
@@ -12992,7 +12798,7 @@
           <wp:inline distT="0" distB="0" distL="0" distR="0">
             <wp:extent cx="1533525" cy="1533525"/>
             <wp:effectExtent l="0" t="0" r="0" b="0"/>
-            <wp:docPr id="17" name="Slika 7" descr="RJSPS16B Emergency Stop Switch | RJS Electronics Ltd"/>
+            <wp:docPr id="18" name="Slika 7" descr="RJSPS16B Emergency Stop Switch | RJS Electronics Ltd"/>
             <wp:cNvGraphicFramePr>
               <a:graphicFrameLocks xmlns:a="http://schemas.openxmlformats.org/drawingml/2006/main" noChangeAspect="1"/>
             </wp:cNvGraphicFramePr>
@@ -13000,13 +12806,13 @@
               <a:graphicData uri="http://schemas.openxmlformats.org/drawingml/2006/picture">
                 <pic:pic xmlns:pic="http://schemas.openxmlformats.org/drawingml/2006/picture">
                   <pic:nvPicPr>
-                    <pic:cNvPr id="17" name="Slika 7" descr="RJSPS16B Emergency Stop Switch | RJS Electronics Ltd"/>
+                    <pic:cNvPr id="18" name="Slika 7" descr="RJSPS16B Emergency Stop Switch | RJS Electronics Ltd"/>
                     <pic:cNvPicPr>
                       <a:picLocks noChangeAspect="1" noChangeArrowheads="1"/>
                     </pic:cNvPicPr>
                   </pic:nvPicPr>
                   <pic:blipFill>
-                    <a:blip r:embed="rId21"/>
+                    <a:blip r:embed="rId22"/>
                     <a:stretch>
                       <a:fillRect/>
                     </a:stretch>
@@ -13056,7 +12862,7 @@
           <w:lang w:val="sr-Latn-RS"/>
         </w:rPr>
       </w:pPr>
-      <w:hyperlink r:id="rId22">
+      <w:hyperlink r:id="rId23">
         <w:r>
           <w:rPr>
             <w:rStyle w:val="Hyperlink"/>
@@ -13123,7 +12929,7 @@
           <wp:inline distT="0" distB="0" distL="0" distR="0">
             <wp:extent cx="1173480" cy="1503680"/>
             <wp:effectExtent l="0" t="0" r="0" b="0"/>
-            <wp:docPr id="18" name="Slika 9" descr=""/>
+            <wp:docPr id="19" name="Slika 9" descr=""/>
             <wp:cNvGraphicFramePr>
               <a:graphicFrameLocks xmlns:a="http://schemas.openxmlformats.org/drawingml/2006/main" noChangeAspect="1"/>
             </wp:cNvGraphicFramePr>
@@ -13131,13 +12937,13 @@
               <a:graphicData uri="http://schemas.openxmlformats.org/drawingml/2006/picture">
                 <pic:pic xmlns:pic="http://schemas.openxmlformats.org/drawingml/2006/picture">
                   <pic:nvPicPr>
-                    <pic:cNvPr id="18" name="Slika 9" descr=""/>
+                    <pic:cNvPr id="19" name="Slika 9" descr=""/>
                     <pic:cNvPicPr>
                       <a:picLocks noChangeAspect="1" noChangeArrowheads="1"/>
                     </pic:cNvPicPr>
                   </pic:nvPicPr>
                   <pic:blipFill>
-                    <a:blip r:embed="rId23"/>
+                    <a:blip r:embed="rId24"/>
                     <a:stretch>
                       <a:fillRect/>
                     </a:stretch>
@@ -13196,7 +13002,7 @@
           <w:lang w:val="sr-Latn-RS"/>
         </w:rPr>
       </w:pPr>
-      <w:hyperlink r:id="rId24">
+      <w:hyperlink r:id="rId25">
         <w:r>
           <w:rPr>
             <w:rStyle w:val="Hyperlink"/>
@@ -13263,7 +13069,7 @@
           <wp:inline distT="0" distB="0" distL="0" distR="0">
             <wp:extent cx="1411605" cy="1178560"/>
             <wp:effectExtent l="0" t="0" r="0" b="0"/>
-            <wp:docPr id="19" name="Slika 10" descr="FSG RULES 2010 ver1.03"/>
+            <wp:docPr id="20" name="Slika 10" descr="FSG RULES 2010 ver1.03"/>
             <wp:cNvGraphicFramePr>
               <a:graphicFrameLocks xmlns:a="http://schemas.openxmlformats.org/drawingml/2006/main" noChangeAspect="1"/>
             </wp:cNvGraphicFramePr>
@@ -13271,13 +13077,13 @@
               <a:graphicData uri="http://schemas.openxmlformats.org/drawingml/2006/picture">
                 <pic:pic xmlns:pic="http://schemas.openxmlformats.org/drawingml/2006/picture">
                   <pic:nvPicPr>
-                    <pic:cNvPr id="19" name="Slika 10" descr="FSG RULES 2010 ver1.03"/>
+                    <pic:cNvPr id="20" name="Slika 10" descr="FSG RULES 2010 ver1.03"/>
                     <pic:cNvPicPr>
                       <a:picLocks noChangeAspect="1" noChangeArrowheads="1"/>
                     </pic:cNvPicPr>
                   </pic:nvPicPr>
                   <pic:blipFill>
-                    <a:blip r:embed="rId25"/>
+                    <a:blip r:embed="rId26"/>
                     <a:stretch>
                       <a:fillRect/>
                     </a:stretch>
@@ -13352,7 +13158,7 @@
           <w:lang w:val="sr-Latn-RS"/>
         </w:rPr>
       </w:pPr>
-      <w:hyperlink r:id="rId26">
+      <w:hyperlink r:id="rId27">
         <w:r>
           <w:rPr>
             <w:rStyle w:val="Hyperlink"/>
@@ -13479,7 +13285,7 @@
           <wp:inline distT="0" distB="0" distL="0" distR="0">
             <wp:extent cx="3408045" cy="2736850"/>
             <wp:effectExtent l="0" t="0" r="0" b="0"/>
-            <wp:docPr id="20" name="Image7" descr=""/>
+            <wp:docPr id="21" name="Image7" descr=""/>
             <wp:cNvGraphicFramePr>
               <a:graphicFrameLocks xmlns:a="http://schemas.openxmlformats.org/drawingml/2006/main" noChangeAspect="1"/>
             </wp:cNvGraphicFramePr>
@@ -13487,13 +13293,13 @@
               <a:graphicData uri="http://schemas.openxmlformats.org/drawingml/2006/picture">
                 <pic:pic xmlns:pic="http://schemas.openxmlformats.org/drawingml/2006/picture">
                   <pic:nvPicPr>
-                    <pic:cNvPr id="20" name="Image7" descr=""/>
+                    <pic:cNvPr id="21" name="Image7" descr=""/>
                     <pic:cNvPicPr>
                       <a:picLocks noChangeAspect="1" noChangeArrowheads="1"/>
                     </pic:cNvPicPr>
                   </pic:nvPicPr>
                   <pic:blipFill>
-                    <a:blip r:embed="rId27"/>
+                    <a:blip r:embed="rId28"/>
                     <a:stretch>
                       <a:fillRect/>
                     </a:stretch>
@@ -13574,7 +13380,7 @@
           <wp:inline distT="0" distB="0" distL="0" distR="0">
             <wp:extent cx="1614805" cy="1487170"/>
             <wp:effectExtent l="0" t="0" r="0" b="0"/>
-            <wp:docPr id="21" name="Image8" descr=""/>
+            <wp:docPr id="22" name="Image8" descr=""/>
             <wp:cNvGraphicFramePr>
               <a:graphicFrameLocks xmlns:a="http://schemas.openxmlformats.org/drawingml/2006/main" noChangeAspect="1"/>
             </wp:cNvGraphicFramePr>
@@ -13582,13 +13388,13 @@
               <a:graphicData uri="http://schemas.openxmlformats.org/drawingml/2006/picture">
                 <pic:pic xmlns:pic="http://schemas.openxmlformats.org/drawingml/2006/picture">
                   <pic:nvPicPr>
-                    <pic:cNvPr id="21" name="Image8" descr=""/>
+                    <pic:cNvPr id="22" name="Image8" descr=""/>
                     <pic:cNvPicPr>
                       <a:picLocks noChangeAspect="1" noChangeArrowheads="1"/>
                     </pic:cNvPicPr>
                   </pic:nvPicPr>
                   <pic:blipFill>
-                    <a:blip r:embed="rId28"/>
+                    <a:blip r:embed="rId29"/>
                     <a:stretch>
                       <a:fillRect/>
                     </a:stretch>
@@ -13624,7 +13430,7 @@
           <wp:inline distT="0" distB="0" distL="0" distR="0">
             <wp:extent cx="1819910" cy="1483995"/>
             <wp:effectExtent l="0" t="0" r="0" b="0"/>
-            <wp:docPr id="22" name="Image9" descr=""/>
+            <wp:docPr id="23" name="Image9" descr=""/>
             <wp:cNvGraphicFramePr>
               <a:graphicFrameLocks xmlns:a="http://schemas.openxmlformats.org/drawingml/2006/main" noChangeAspect="1"/>
             </wp:cNvGraphicFramePr>
@@ -13632,13 +13438,13 @@
               <a:graphicData uri="http://schemas.openxmlformats.org/drawingml/2006/picture">
                 <pic:pic xmlns:pic="http://schemas.openxmlformats.org/drawingml/2006/picture">
                   <pic:nvPicPr>
-                    <pic:cNvPr id="22" name="Image9" descr=""/>
+                    <pic:cNvPr id="23" name="Image9" descr=""/>
                     <pic:cNvPicPr>
                       <a:picLocks noChangeAspect="1" noChangeArrowheads="1"/>
                     </pic:cNvPicPr>
                   </pic:nvPicPr>
                   <pic:blipFill>
-                    <a:blip r:embed="rId29"/>
+                    <a:blip r:embed="rId30"/>
                     <a:stretch>
                       <a:fillRect/>
                     </a:stretch>
@@ -14015,7 +13821,7 @@
           <wp:inline distT="0" distB="0" distL="0" distR="0">
             <wp:extent cx="1506855" cy="1506855"/>
             <wp:effectExtent l="0" t="0" r="0" b="0"/>
-            <wp:docPr id="23" name="Slika 13" descr="ISO 7010 - W012, Warning; Electricity"/>
+            <wp:docPr id="24" name="Slika 13" descr="ISO 7010 - W012, Warning; Electricity"/>
             <wp:cNvGraphicFramePr>
               <a:graphicFrameLocks xmlns:a="http://schemas.openxmlformats.org/drawingml/2006/main" noChangeAspect="1"/>
             </wp:cNvGraphicFramePr>
@@ -14023,13 +13829,13 @@
               <a:graphicData uri="http://schemas.openxmlformats.org/drawingml/2006/picture">
                 <pic:pic xmlns:pic="http://schemas.openxmlformats.org/drawingml/2006/picture">
                   <pic:nvPicPr>
-                    <pic:cNvPr id="23" name="Slika 13" descr="ISO 7010 - W012, Warning; Electricity"/>
+                    <pic:cNvPr id="24" name="Slika 13" descr="ISO 7010 - W012, Warning; Electricity"/>
                     <pic:cNvPicPr>
                       <a:picLocks noChangeAspect="1" noChangeArrowheads="1"/>
                     </pic:cNvPicPr>
                   </pic:nvPicPr>
                   <pic:blipFill>
-                    <a:blip r:embed="rId30"/>
+                    <a:blip r:embed="rId31"/>
                     <a:stretch>
                       <a:fillRect/>
                     </a:stretch>
@@ -14092,7 +13898,7 @@
           <wp:inline distT="0" distB="0" distL="0" distR="0">
             <wp:extent cx="2785110" cy="1851025"/>
             <wp:effectExtent l="0" t="0" r="0" b="0"/>
-            <wp:docPr id="24" name="Image10" descr="Master Switch • FIA • Alfaholics"/>
+            <wp:docPr id="25" name="Image10" descr="Master Switch • FIA • Alfaholics"/>
             <wp:cNvGraphicFramePr>
               <a:graphicFrameLocks xmlns:a="http://schemas.openxmlformats.org/drawingml/2006/main" noChangeAspect="1"/>
             </wp:cNvGraphicFramePr>
@@ -14100,13 +13906,13 @@
               <a:graphicData uri="http://schemas.openxmlformats.org/drawingml/2006/picture">
                 <pic:pic xmlns:pic="http://schemas.openxmlformats.org/drawingml/2006/picture">
                   <pic:nvPicPr>
-                    <pic:cNvPr id="24" name="Image10" descr="Master Switch • FIA • Alfaholics"/>
+                    <pic:cNvPr id="25" name="Image10" descr="Master Switch • FIA • Alfaholics"/>
                     <pic:cNvPicPr>
                       <a:picLocks noChangeAspect="1" noChangeArrowheads="1"/>
                     </pic:cNvPicPr>
                   </pic:nvPicPr>
                   <pic:blipFill>
-                    <a:blip r:embed="rId31"/>
+                    <a:blip r:embed="rId32"/>
                     <a:stretch>
                       <a:fillRect/>
                     </a:stretch>
@@ -14192,7 +13998,7 @@
           <w:lang w:val="sr-Latn-RS"/>
         </w:rPr>
       </w:pPr>
-      <w:hyperlink r:id="rId32">
+      <w:hyperlink r:id="rId33">
         <w:r>
           <w:rPr>
             <w:rStyle w:val="Hyperlink"/>
@@ -15392,7 +15198,7 @@
           <wp:extent cx="1458595" cy="317500"/>
           <wp:effectExtent l="0" t="0" r="0" b="0"/>
           <wp:wrapNone/>
-          <wp:docPr id="9" name="Picture 1 Copy 1" descr="A black text on a black background&#10;&#10;AI-generated content may be incorrect."/>
+          <wp:docPr id="10" name="Picture 1 Copy 1" descr="A black text on a black background&#10;&#10;AI-generated content may be incorrect."/>
           <wp:cNvGraphicFramePr>
             <a:graphicFrameLocks xmlns:a="http://schemas.openxmlformats.org/drawingml/2006/main" noChangeAspect="1"/>
           </wp:cNvGraphicFramePr>
@@ -15400,7 +15206,7 @@
             <a:graphicData uri="http://schemas.openxmlformats.org/drawingml/2006/picture">
               <pic:pic xmlns:pic="http://schemas.openxmlformats.org/drawingml/2006/picture">
                 <pic:nvPicPr>
-                  <pic:cNvPr id="9" name="Picture 1 Copy 1" descr="A black text on a black background&#10;&#10;AI-generated content may be incorrect."/>
+                  <pic:cNvPr id="10" name="Picture 1 Copy 1" descr="A black text on a black background&#10;&#10;AI-generated content may be incorrect."/>
                   <pic:cNvPicPr>
                     <a:picLocks noChangeAspect="1" noChangeArrowheads="1"/>
                   </pic:cNvPicPr>
@@ -15501,7 +15307,7 @@
       <w:rPr>
         <w:lang w:val="sr-RS"/>
       </w:rPr>
-      <w:t>19</w:t>
+      <w:t>1</w:t>
     </w:r>
     <w:r>
       <w:rPr>
@@ -15702,7 +15508,7 @@
             <wp:anchor behindDoc="1" distT="24765" distB="77470" distL="24765" distR="77470" simplePos="0" locked="0" layoutInCell="1" allowOverlap="1" relativeHeight="4" wp14:anchorId="019EBD50">
               <wp:simplePos x="0" y="0"/>
               <wp:positionH relativeFrom="column">
-                <wp:posOffset>-503555</wp:posOffset>
+                <wp:posOffset>-504190</wp:posOffset>
               </wp:positionH>
               <wp:positionV relativeFrom="paragraph">
                 <wp:posOffset>-257175</wp:posOffset>
@@ -15764,7 +15570,7 @@
               <v:stroke joinstyle="miter"/>
               <v:path gradientshapeok="t" o:connecttype="rect" textboxrect="0,4320,21600,21600"/>
             </v:shapetype>
-            <v:shape id="shape_0" ID="Flowchart: Manual Input 4" path="m0,1l5,0l5,5l0,5xe" fillcolor="black" stroked="f" o:allowincell="f" style="position:absolute;margin-left:-39.65pt;margin-top:-20.3pt;width:89.2pt;height:87.15pt;mso-wrap-style:none;v-text-anchor:middle;rotation:90" wp14:anchorId="019EBD50" type="_x0000_t118">
+            <v:shape id="shape_0" ID="Flowchart: Manual Input 4" path="m0,1l5,0l5,5l0,5xe" fillcolor="black" stroked="f" o:allowincell="f" style="position:absolute;margin-left:-39.7pt;margin-top:-20.3pt;width:89.2pt;height:87.15pt;mso-wrap-style:none;v-text-anchor:middle;rotation:90" wp14:anchorId="019EBD50" type="_x0000_t118">
               <v:fill o:detectmouseclick="t" type="solid" color2="white"/>
               <v:stroke color="#3465a4" weight="19080" joinstyle="miter" endcap="flat"/>
               <v:shadow on="t" obscured="f" color="black"/>
@@ -15801,7 +15607,7 @@
               <wp:extent cx="2943225" cy="571500"/>
               <wp:effectExtent l="52070" t="13335" r="50800" b="89535"/>
               <wp:wrapNone/>
-              <wp:docPr id="8" name="Rectangle: Rounded Corners 1"/>
+              <wp:docPr id="9" name="Rectangle: Rounded Corners 1"/>
               <a:graphic xmlns:a="http://schemas.openxmlformats.org/drawingml/2006/main">
                 <a:graphicData uri="http://schemas.microsoft.com/office/word/2010/wordprocessingShape">
                   <wps:wsp>
